--- a/courses/phy214/practice-exams/e4/phy214-practice-exam-4-ch-22-v1.docx
+++ b/courses/phy214/practice-exams/e4/phy214-practice-exam-4-ch-22-v1.docx
@@ -15,7 +15,7 @@
         <w:pStyle w:val="BodyText"/>
       </w:pPr>
       <w:r>
-        <w:t> </w:t>
+        <w:t xml:space="preserve"> </w:t>
       </w:r>
     </w:p>
     <w:p>
@@ -31,7 +31,7 @@
         <w:pStyle w:val="BodyText"/>
       </w:pPr>
       <w:r>
-        <w:t> </w:t>
+        <w:t xml:space="preserve"> </w:t>
       </w:r>
     </w:p>
     <w:p>
@@ -47,7 +47,7 @@
         <w:pStyle w:val="BodyText"/>
       </w:pPr>
       <w:r>
-        <w:t> </w:t>
+        <w:t xml:space="preserve"> </w:t>
       </w:r>
     </w:p>
     <w:p>
@@ -63,7 +63,7 @@
         <w:pStyle w:val="BodyText"/>
       </w:pPr>
       <w:r>
-        <w:t> </w:t>
+        <w:t xml:space="preserve"> </w:t>
       </w:r>
     </w:p>
     <w:p>
@@ -162,7 +162,7 @@
         </w:numPr>
       </w:pPr>
       <w:r>
-        <w:t> </w:t>
+        <w:t xml:space="preserve"> </w:t>
       </w:r>
     </w:p>
     <w:p>
@@ -181,18 +181,18 @@
         </m:r>
       </m:oMath>
       <w:r>
-        <w:t>ANSWER: ____________________________  </w:t>
-      </w:r>
-    </w:p>
-    <w:p>
-      <w:pPr>
-        <w:numPr>
-          <w:ilvl w:val="0"/>
-          <w:numId w:val="1"/>
-        </w:numPr>
-      </w:pPr>
-      <w:r>
-        <w:t> </w:t>
+        <w:t xml:space="preserve">ANSWER: ____________________________  </w:t>
+      </w:r>
+    </w:p>
+    <w:p>
+      <w:pPr>
+        <w:numPr>
+          <w:ilvl w:val="0"/>
+          <w:numId w:val="1"/>
+        </w:numPr>
+      </w:pPr>
+      <w:r>
+        <w:t xml:space="preserve"> </w:t>
       </w:r>
     </w:p>
     <w:p>
@@ -242,7 +242,7 @@
         </w:numPr>
       </w:pPr>
       <w:r>
-        <w:t> </w:t>
+        <w:t xml:space="preserve"> </w:t>
       </w:r>
     </w:p>
     <w:p>
@@ -261,18 +261,18 @@
         </m:r>
       </m:oMath>
       <w:r>
-        <w:t>ANSWER: ____________________________  </w:t>
-      </w:r>
-    </w:p>
-    <w:p>
-      <w:pPr>
-        <w:numPr>
-          <w:ilvl w:val="0"/>
-          <w:numId w:val="1"/>
-        </w:numPr>
-      </w:pPr>
-      <w:r>
-        <w:t> </w:t>
+        <w:t xml:space="preserve">ANSWER: ____________________________  </w:t>
+      </w:r>
+    </w:p>
+    <w:p>
+      <w:pPr>
+        <w:numPr>
+          <w:ilvl w:val="0"/>
+          <w:numId w:val="1"/>
+        </w:numPr>
+      </w:pPr>
+      <w:r>
+        <w:t xml:space="preserve"> </w:t>
       </w:r>
     </w:p>
     <w:p>
@@ -412,7 +412,7 @@
         </w:numPr>
       </w:pPr>
       <w:r>
-        <w:t> </w:t>
+        <w:t xml:space="preserve"> </w:t>
       </w:r>
     </w:p>
     <w:p>
@@ -431,18 +431,18 @@
         </m:r>
       </m:oMath>
       <w:r>
-        <w:t>ANSWER: ____________________________  </w:t>
-      </w:r>
-    </w:p>
-    <w:p>
-      <w:pPr>
-        <w:numPr>
-          <w:ilvl w:val="0"/>
-          <w:numId w:val="1"/>
-        </w:numPr>
-      </w:pPr>
-      <w:r>
-        <w:t> </w:t>
+        <w:t xml:space="preserve">ANSWER: ____________________________  </w:t>
+      </w:r>
+    </w:p>
+    <w:p>
+      <w:pPr>
+        <w:numPr>
+          <w:ilvl w:val="0"/>
+          <w:numId w:val="1"/>
+        </w:numPr>
+      </w:pPr>
+      <w:r>
+        <w:t xml:space="preserve"> </w:t>
       </w:r>
     </w:p>
     <w:p>
@@ -556,7 +556,7 @@
         </w:numPr>
       </w:pPr>
       <w:r>
-        <w:t> </w:t>
+        <w:t xml:space="preserve"> </w:t>
       </w:r>
     </w:p>
     <w:p>
@@ -575,18 +575,18 @@
         </m:r>
       </m:oMath>
       <w:r>
-        <w:t>ANSWER: ____________________________  </w:t>
-      </w:r>
-    </w:p>
-    <w:p>
-      <w:pPr>
-        <w:numPr>
-          <w:ilvl w:val="0"/>
-          <w:numId w:val="1"/>
-        </w:numPr>
-      </w:pPr>
-      <w:r>
-        <w:t> </w:t>
+        <w:t xml:space="preserve">ANSWER: ____________________________  </w:t>
+      </w:r>
+    </w:p>
+    <w:p>
+      <w:pPr>
+        <w:numPr>
+          <w:ilvl w:val="0"/>
+          <w:numId w:val="1"/>
+        </w:numPr>
+      </w:pPr>
+      <w:r>
+        <w:t xml:space="preserve"> </w:t>
       </w:r>
     </w:p>
     <w:p>
@@ -705,7 +705,7 @@
         </w:numPr>
       </w:pPr>
       <w:r>
-        <w:t> </w:t>
+        <w:t xml:space="preserve"> </w:t>
       </w:r>
     </w:p>
     <w:p>
@@ -724,18 +724,18 @@
         </m:r>
       </m:oMath>
       <w:r>
-        <w:t>ANSWER: ____________________________  </w:t>
-      </w:r>
-    </w:p>
-    <w:p>
-      <w:pPr>
-        <w:numPr>
-          <w:ilvl w:val="0"/>
-          <w:numId w:val="1"/>
-        </w:numPr>
-      </w:pPr>
-      <w:r>
-        <w:t> </w:t>
+        <w:t xml:space="preserve">ANSWER: ____________________________  </w:t>
+      </w:r>
+    </w:p>
+    <w:p>
+      <w:pPr>
+        <w:numPr>
+          <w:ilvl w:val="0"/>
+          <w:numId w:val="1"/>
+        </w:numPr>
+      </w:pPr>
+      <w:r>
+        <w:t xml:space="preserve"> </w:t>
       </w:r>
     </w:p>
     <w:p>
@@ -876,7 +876,7 @@
         </w:numPr>
       </w:pPr>
       <w:r>
-        <w:t> </w:t>
+        <w:t xml:space="preserve"> </w:t>
       </w:r>
     </w:p>
     <w:p>
@@ -895,18 +895,18 @@
         </m:r>
       </m:oMath>
       <w:r>
-        <w:t>ANSWER: ____________________________  </w:t>
-      </w:r>
-    </w:p>
-    <w:p>
-      <w:pPr>
-        <w:numPr>
-          <w:ilvl w:val="0"/>
-          <w:numId w:val="1"/>
-        </w:numPr>
-      </w:pPr>
-      <w:r>
-        <w:t> </w:t>
+        <w:t xml:space="preserve">ANSWER: ____________________________  </w:t>
+      </w:r>
+    </w:p>
+    <w:p>
+      <w:pPr>
+        <w:numPr>
+          <w:ilvl w:val="0"/>
+          <w:numId w:val="1"/>
+        </w:numPr>
+      </w:pPr>
+      <w:r>
+        <w:t xml:space="preserve"> </w:t>
       </w:r>
     </w:p>
     <w:p>
@@ -1014,7 +1014,7 @@
         </w:numPr>
       </w:pPr>
       <w:r>
-        <w:t> </w:t>
+        <w:t xml:space="preserve"> </w:t>
       </w:r>
     </w:p>
     <w:p>
@@ -1033,27 +1033,25 @@
         </m:r>
       </m:oMath>
       <w:r>
-        <w:t>ANSWER: ____________________________  </w:t>
-      </w:r>
-    </w:p>
-    <w:p>
-      <w:pPr>
-        <w:numPr>
-          <w:ilvl w:val="0"/>
-          <w:numId w:val="1"/>
-        </w:numPr>
-      </w:pPr>
-      <w:r>
-        <w:t> </w:t>
+        <w:t xml:space="preserve">ANSWER: ____________________________  </w:t>
+      </w:r>
+    </w:p>
+    <w:p>
+      <w:pPr>
+        <w:numPr>
+          <w:ilvl w:val="0"/>
+          <w:numId w:val="1"/>
+        </w:numPr>
+      </w:pPr>
+      <w:r>
+        <w:t xml:space="preserve"> </w:t>
       </w:r>
     </w:p>
     <w:p>
       <w:pPr>
         <w:spacing w:after="200"/>
       </w:pPr>
-      <w:r>
-        <w:br w:type="page"/>
-      </w:r>
+      <w:r/>
     </w:p>
     <w:p>
       <w:pPr>
@@ -1063,7 +1061,6 @@
         </w:numPr>
       </w:pPr>
       <w:r>
-        <w:lastRenderedPageBreak/>
         <w:t xml:space="preserve">A large water main is </w:t>
       </w:r>
       <m:oMath>
@@ -1199,7 +1196,7 @@
         </w:numPr>
       </w:pPr>
       <w:r>
-        <w:t> </w:t>
+        <w:t xml:space="preserve"> </w:t>
       </w:r>
     </w:p>
     <w:p>
@@ -1218,18 +1215,18 @@
         </m:r>
       </m:oMath>
       <w:r>
-        <w:t>ANSWER: ____________________________  </w:t>
-      </w:r>
-    </w:p>
-    <w:p>
-      <w:pPr>
-        <w:numPr>
-          <w:ilvl w:val="0"/>
-          <w:numId w:val="1"/>
-        </w:numPr>
-      </w:pPr>
-      <w:r>
-        <w:t> </w:t>
+        <w:t xml:space="preserve">ANSWER: ____________________________  </w:t>
+      </w:r>
+    </w:p>
+    <w:p>
+      <w:pPr>
+        <w:numPr>
+          <w:ilvl w:val="0"/>
+          <w:numId w:val="1"/>
+        </w:numPr>
+      </w:pPr>
+      <w:r>
+        <w:t xml:space="preserve"> </w:t>
       </w:r>
     </w:p>
     <w:p>
@@ -1347,7 +1344,7 @@
         </w:numPr>
       </w:pPr>
       <w:r>
-        <w:t> </w:t>
+        <w:t xml:space="preserve"> </w:t>
       </w:r>
     </w:p>
     <w:p>
@@ -1366,18 +1363,18 @@
         </m:r>
       </m:oMath>
       <w:r>
-        <w:t>ANSWER: ____________________________  </w:t>
-      </w:r>
-    </w:p>
-    <w:p>
-      <w:pPr>
-        <w:numPr>
-          <w:ilvl w:val="0"/>
-          <w:numId w:val="1"/>
-        </w:numPr>
-      </w:pPr>
-      <w:r>
-        <w:t> </w:t>
+        <w:t xml:space="preserve">ANSWER: ____________________________  </w:t>
+      </w:r>
+    </w:p>
+    <w:p>
+      <w:pPr>
+        <w:numPr>
+          <w:ilvl w:val="0"/>
+          <w:numId w:val="1"/>
+        </w:numPr>
+      </w:pPr>
+      <w:r>
+        <w:t xml:space="preserve"> </w:t>
       </w:r>
     </w:p>
     <w:p>
@@ -1459,7 +1456,7 @@
         </w:numPr>
       </w:pPr>
       <w:r>
-        <w:t> </w:t>
+        <w:t xml:space="preserve"> </w:t>
       </w:r>
     </w:p>
     <w:p>
@@ -1478,18 +1475,18 @@
         </m:r>
       </m:oMath>
       <w:r>
-        <w:t>ANSWER: ____________________________  </w:t>
-      </w:r>
-    </w:p>
-    <w:p>
-      <w:pPr>
-        <w:numPr>
-          <w:ilvl w:val="0"/>
-          <w:numId w:val="1"/>
-        </w:numPr>
-      </w:pPr>
-      <w:r>
-        <w:t> </w:t>
+        <w:t xml:space="preserve">ANSWER: ____________________________  </w:t>
+      </w:r>
+    </w:p>
+    <w:p>
+      <w:pPr>
+        <w:numPr>
+          <w:ilvl w:val="0"/>
+          <w:numId w:val="1"/>
+        </w:numPr>
+      </w:pPr>
+      <w:r>
+        <w:t xml:space="preserve"> </w:t>
       </w:r>
     </w:p>
     <w:p>
@@ -1565,7 +1562,7 @@
         </w:numPr>
       </w:pPr>
       <w:r>
-        <w:t> </w:t>
+        <w:t xml:space="preserve"> </w:t>
       </w:r>
     </w:p>
     <w:p>
@@ -1584,18 +1581,18 @@
         </m:r>
       </m:oMath>
       <w:r>
-        <w:t>ANSWER: ____________________________  </w:t>
-      </w:r>
-    </w:p>
-    <w:p>
-      <w:pPr>
-        <w:numPr>
-          <w:ilvl w:val="0"/>
-          <w:numId w:val="1"/>
-        </w:numPr>
-      </w:pPr>
-      <w:r>
-        <w:t> </w:t>
+        <w:t xml:space="preserve">ANSWER: ____________________________  </w:t>
+      </w:r>
+    </w:p>
+    <w:p>
+      <w:pPr>
+        <w:numPr>
+          <w:ilvl w:val="0"/>
+          <w:numId w:val="1"/>
+        </w:numPr>
+      </w:pPr>
+      <w:r>
+        <w:t xml:space="preserve"> </w:t>
       </w:r>
     </w:p>
     <w:p>
@@ -1765,7 +1762,7 @@
         </w:numPr>
       </w:pPr>
       <w:r>
-        <w:t> </w:t>
+        <w:t xml:space="preserve"> </w:t>
       </w:r>
     </w:p>
     <w:p>
@@ -1784,18 +1781,18 @@
         </m:r>
       </m:oMath>
       <w:r>
-        <w:t>ANSWER: ____________________________  </w:t>
-      </w:r>
-    </w:p>
-    <w:p>
-      <w:pPr>
-        <w:numPr>
-          <w:ilvl w:val="0"/>
-          <w:numId w:val="1"/>
-        </w:numPr>
-      </w:pPr>
-      <w:r>
-        <w:t> </w:t>
+        <w:t xml:space="preserve">ANSWER: ____________________________  </w:t>
+      </w:r>
+    </w:p>
+    <w:p>
+      <w:pPr>
+        <w:numPr>
+          <w:ilvl w:val="0"/>
+          <w:numId w:val="1"/>
+        </w:numPr>
+      </w:pPr>
+      <w:r>
+        <w:t xml:space="preserve"> </w:t>
       </w:r>
     </w:p>
     <w:p>
@@ -1913,7 +1910,7 @@
         </w:numPr>
       </w:pPr>
       <w:r>
-        <w:t> </w:t>
+        <w:t xml:space="preserve"> </w:t>
       </w:r>
     </w:p>
     <w:p>
@@ -1932,18 +1929,18 @@
         </m:r>
       </m:oMath>
       <w:r>
-        <w:t>ANSWER: ____________________________  </w:t>
-      </w:r>
-    </w:p>
-    <w:p>
-      <w:pPr>
-        <w:numPr>
-          <w:ilvl w:val="0"/>
-          <w:numId w:val="1"/>
-        </w:numPr>
-      </w:pPr>
-      <w:r>
-        <w:t> </w:t>
+        <w:t xml:space="preserve">ANSWER: ____________________________  </w:t>
+      </w:r>
+    </w:p>
+    <w:p>
+      <w:pPr>
+        <w:numPr>
+          <w:ilvl w:val="0"/>
+          <w:numId w:val="1"/>
+        </w:numPr>
+      </w:pPr>
+      <w:r>
+        <w:t xml:space="preserve"> </w:t>
       </w:r>
     </w:p>
     <w:p>

--- a/courses/phy214/practice-exams/e4/phy214-practice-exam-4-ch-22-v1.docx
+++ b/courses/phy214/practice-exams/e4/phy214-practice-exam-4-ch-22-v1.docx
@@ -15,7 +15,7 @@
         <w:pStyle w:val="BodyText"/>
       </w:pPr>
       <w:r>
-        <w:t xml:space="preserve"> </w:t>
+        <w:t> </w:t>
       </w:r>
     </w:p>
     <w:p>
@@ -31,7 +31,7 @@
         <w:pStyle w:val="BodyText"/>
       </w:pPr>
       <w:r>
-        <w:t xml:space="preserve"> </w:t>
+        <w:t> </w:t>
       </w:r>
     </w:p>
     <w:p>
@@ -47,7 +47,7 @@
         <w:pStyle w:val="BodyText"/>
       </w:pPr>
       <w:r>
-        <w:t xml:space="preserve"> </w:t>
+        <w:t> </w:t>
       </w:r>
     </w:p>
     <w:p>
@@ -63,7 +63,7 @@
         <w:pStyle w:val="BodyText"/>
       </w:pPr>
       <w:r>
-        <w:t xml:space="preserve"> </w:t>
+        <w:t> </w:t>
       </w:r>
     </w:p>
     <w:p>
@@ -162,7 +162,7 @@
         </w:numPr>
       </w:pPr>
       <w:r>
-        <w:t xml:space="preserve"> </w:t>
+        <w:t> </w:t>
       </w:r>
     </w:p>
     <w:p>
@@ -181,18 +181,18 @@
         </m:r>
       </m:oMath>
       <w:r>
-        <w:t xml:space="preserve">ANSWER: ____________________________  </w:t>
-      </w:r>
-    </w:p>
-    <w:p>
-      <w:pPr>
-        <w:numPr>
-          <w:ilvl w:val="0"/>
-          <w:numId w:val="1"/>
-        </w:numPr>
-      </w:pPr>
-      <w:r>
-        <w:t xml:space="preserve"> </w:t>
+        <w:t>ANSWER: ____________________________  </w:t>
+      </w:r>
+    </w:p>
+    <w:p>
+      <w:pPr>
+        <w:numPr>
+          <w:ilvl w:val="0"/>
+          <w:numId w:val="1"/>
+        </w:numPr>
+      </w:pPr>
+      <w:r>
+        <w:t> </w:t>
       </w:r>
     </w:p>
     <w:p>
@@ -242,7 +242,7 @@
         </w:numPr>
       </w:pPr>
       <w:r>
-        <w:t xml:space="preserve"> </w:t>
+        <w:t> </w:t>
       </w:r>
     </w:p>
     <w:p>
@@ -261,18 +261,18 @@
         </m:r>
       </m:oMath>
       <w:r>
-        <w:t xml:space="preserve">ANSWER: ____________________________  </w:t>
-      </w:r>
-    </w:p>
-    <w:p>
-      <w:pPr>
-        <w:numPr>
-          <w:ilvl w:val="0"/>
-          <w:numId w:val="1"/>
-        </w:numPr>
-      </w:pPr>
-      <w:r>
-        <w:t xml:space="preserve"> </w:t>
+        <w:t>ANSWER: ____________________________  </w:t>
+      </w:r>
+    </w:p>
+    <w:p>
+      <w:pPr>
+        <w:numPr>
+          <w:ilvl w:val="0"/>
+          <w:numId w:val="1"/>
+        </w:numPr>
+      </w:pPr>
+      <w:r>
+        <w:t> </w:t>
       </w:r>
     </w:p>
     <w:p>
@@ -412,7 +412,7 @@
         </w:numPr>
       </w:pPr>
       <w:r>
-        <w:t xml:space="preserve"> </w:t>
+        <w:t> </w:t>
       </w:r>
     </w:p>
     <w:p>
@@ -431,18 +431,18 @@
         </m:r>
       </m:oMath>
       <w:r>
-        <w:t xml:space="preserve">ANSWER: ____________________________  </w:t>
-      </w:r>
-    </w:p>
-    <w:p>
-      <w:pPr>
-        <w:numPr>
-          <w:ilvl w:val="0"/>
-          <w:numId w:val="1"/>
-        </w:numPr>
-      </w:pPr>
-      <w:r>
-        <w:t xml:space="preserve"> </w:t>
+        <w:t>ANSWER: ____________________________  </w:t>
+      </w:r>
+    </w:p>
+    <w:p>
+      <w:pPr>
+        <w:numPr>
+          <w:ilvl w:val="0"/>
+          <w:numId w:val="1"/>
+        </w:numPr>
+      </w:pPr>
+      <w:r>
+        <w:t> </w:t>
       </w:r>
     </w:p>
     <w:p>
@@ -556,7 +556,7 @@
         </w:numPr>
       </w:pPr>
       <w:r>
-        <w:t xml:space="preserve"> </w:t>
+        <w:t> </w:t>
       </w:r>
     </w:p>
     <w:p>
@@ -575,18 +575,18 @@
         </m:r>
       </m:oMath>
       <w:r>
-        <w:t xml:space="preserve">ANSWER: ____________________________  </w:t>
-      </w:r>
-    </w:p>
-    <w:p>
-      <w:pPr>
-        <w:numPr>
-          <w:ilvl w:val="0"/>
-          <w:numId w:val="1"/>
-        </w:numPr>
-      </w:pPr>
-      <w:r>
-        <w:t xml:space="preserve"> </w:t>
+        <w:t>ANSWER: ____________________________  </w:t>
+      </w:r>
+    </w:p>
+    <w:p>
+      <w:pPr>
+        <w:numPr>
+          <w:ilvl w:val="0"/>
+          <w:numId w:val="1"/>
+        </w:numPr>
+      </w:pPr>
+      <w:r>
+        <w:t> </w:t>
       </w:r>
     </w:p>
     <w:p>
@@ -705,7 +705,7 @@
         </w:numPr>
       </w:pPr>
       <w:r>
-        <w:t xml:space="preserve"> </w:t>
+        <w:t> </w:t>
       </w:r>
     </w:p>
     <w:p>
@@ -724,18 +724,18 @@
         </m:r>
       </m:oMath>
       <w:r>
-        <w:t xml:space="preserve">ANSWER: ____________________________  </w:t>
-      </w:r>
-    </w:p>
-    <w:p>
-      <w:pPr>
-        <w:numPr>
-          <w:ilvl w:val="0"/>
-          <w:numId w:val="1"/>
-        </w:numPr>
-      </w:pPr>
-      <w:r>
-        <w:t xml:space="preserve"> </w:t>
+        <w:t>ANSWER: ____________________________  </w:t>
+      </w:r>
+    </w:p>
+    <w:p>
+      <w:pPr>
+        <w:numPr>
+          <w:ilvl w:val="0"/>
+          <w:numId w:val="1"/>
+        </w:numPr>
+      </w:pPr>
+      <w:r>
+        <w:t> </w:t>
       </w:r>
     </w:p>
     <w:p>
@@ -876,7 +876,7 @@
         </w:numPr>
       </w:pPr>
       <w:r>
-        <w:t xml:space="preserve"> </w:t>
+        <w:t> </w:t>
       </w:r>
     </w:p>
     <w:p>
@@ -895,18 +895,18 @@
         </m:r>
       </m:oMath>
       <w:r>
-        <w:t xml:space="preserve">ANSWER: ____________________________  </w:t>
-      </w:r>
-    </w:p>
-    <w:p>
-      <w:pPr>
-        <w:numPr>
-          <w:ilvl w:val="0"/>
-          <w:numId w:val="1"/>
-        </w:numPr>
-      </w:pPr>
-      <w:r>
-        <w:t xml:space="preserve"> </w:t>
+        <w:t>ANSWER: ____________________________  </w:t>
+      </w:r>
+    </w:p>
+    <w:p>
+      <w:pPr>
+        <w:numPr>
+          <w:ilvl w:val="0"/>
+          <w:numId w:val="1"/>
+        </w:numPr>
+      </w:pPr>
+      <w:r>
+        <w:t> </w:t>
       </w:r>
     </w:p>
     <w:p>
@@ -1014,7 +1014,7 @@
         </w:numPr>
       </w:pPr>
       <w:r>
-        <w:t xml:space="preserve"> </w:t>
+        <w:t> </w:t>
       </w:r>
     </w:p>
     <w:p>
@@ -1033,25 +1033,27 @@
         </m:r>
       </m:oMath>
       <w:r>
-        <w:t xml:space="preserve">ANSWER: ____________________________  </w:t>
-      </w:r>
-    </w:p>
-    <w:p>
-      <w:pPr>
-        <w:numPr>
-          <w:ilvl w:val="0"/>
-          <w:numId w:val="1"/>
-        </w:numPr>
-      </w:pPr>
-      <w:r>
-        <w:t xml:space="preserve"> </w:t>
+        <w:t>ANSWER: ____________________________  </w:t>
+      </w:r>
+    </w:p>
+    <w:p>
+      <w:pPr>
+        <w:numPr>
+          <w:ilvl w:val="0"/>
+          <w:numId w:val="1"/>
+        </w:numPr>
+      </w:pPr>
+      <w:r>
+        <w:t> </w:t>
       </w:r>
     </w:p>
     <w:p>
       <w:pPr>
         <w:spacing w:after="200"/>
       </w:pPr>
-      <w:r/>
+      <w:r>
+        <w:br w:type="page"/>
+      </w:r>
     </w:p>
     <w:p>
       <w:pPr>
@@ -1061,6 +1063,7 @@
         </w:numPr>
       </w:pPr>
       <w:r>
+        <w:lastRenderedPageBreak/>
         <w:t xml:space="preserve">A large water main is </w:t>
       </w:r>
       <m:oMath>
@@ -1196,7 +1199,7 @@
         </w:numPr>
       </w:pPr>
       <w:r>
-        <w:t xml:space="preserve"> </w:t>
+        <w:t> </w:t>
       </w:r>
     </w:p>
     <w:p>
@@ -1215,18 +1218,18 @@
         </m:r>
       </m:oMath>
       <w:r>
-        <w:t xml:space="preserve">ANSWER: ____________________________  </w:t>
-      </w:r>
-    </w:p>
-    <w:p>
-      <w:pPr>
-        <w:numPr>
-          <w:ilvl w:val="0"/>
-          <w:numId w:val="1"/>
-        </w:numPr>
-      </w:pPr>
-      <w:r>
-        <w:t xml:space="preserve"> </w:t>
+        <w:t>ANSWER: ____________________________  </w:t>
+      </w:r>
+    </w:p>
+    <w:p>
+      <w:pPr>
+        <w:numPr>
+          <w:ilvl w:val="0"/>
+          <w:numId w:val="1"/>
+        </w:numPr>
+      </w:pPr>
+      <w:r>
+        <w:t> </w:t>
       </w:r>
     </w:p>
     <w:p>
@@ -1344,7 +1347,7 @@
         </w:numPr>
       </w:pPr>
       <w:r>
-        <w:t xml:space="preserve"> </w:t>
+        <w:t> </w:t>
       </w:r>
     </w:p>
     <w:p>
@@ -1363,18 +1366,18 @@
         </m:r>
       </m:oMath>
       <w:r>
-        <w:t xml:space="preserve">ANSWER: ____________________________  </w:t>
-      </w:r>
-    </w:p>
-    <w:p>
-      <w:pPr>
-        <w:numPr>
-          <w:ilvl w:val="0"/>
-          <w:numId w:val="1"/>
-        </w:numPr>
-      </w:pPr>
-      <w:r>
-        <w:t xml:space="preserve"> </w:t>
+        <w:t>ANSWER: ____________________________  </w:t>
+      </w:r>
+    </w:p>
+    <w:p>
+      <w:pPr>
+        <w:numPr>
+          <w:ilvl w:val="0"/>
+          <w:numId w:val="1"/>
+        </w:numPr>
+      </w:pPr>
+      <w:r>
+        <w:t> </w:t>
       </w:r>
     </w:p>
     <w:p>
@@ -1456,7 +1459,7 @@
         </w:numPr>
       </w:pPr>
       <w:r>
-        <w:t xml:space="preserve"> </w:t>
+        <w:t> </w:t>
       </w:r>
     </w:p>
     <w:p>
@@ -1475,18 +1478,18 @@
         </m:r>
       </m:oMath>
       <w:r>
-        <w:t xml:space="preserve">ANSWER: ____________________________  </w:t>
-      </w:r>
-    </w:p>
-    <w:p>
-      <w:pPr>
-        <w:numPr>
-          <w:ilvl w:val="0"/>
-          <w:numId w:val="1"/>
-        </w:numPr>
-      </w:pPr>
-      <w:r>
-        <w:t xml:space="preserve"> </w:t>
+        <w:t>ANSWER: ____________________________  </w:t>
+      </w:r>
+    </w:p>
+    <w:p>
+      <w:pPr>
+        <w:numPr>
+          <w:ilvl w:val="0"/>
+          <w:numId w:val="1"/>
+        </w:numPr>
+      </w:pPr>
+      <w:r>
+        <w:t> </w:t>
       </w:r>
     </w:p>
     <w:p>
@@ -1562,7 +1565,7 @@
         </w:numPr>
       </w:pPr>
       <w:r>
-        <w:t xml:space="preserve"> </w:t>
+        <w:t> </w:t>
       </w:r>
     </w:p>
     <w:p>
@@ -1581,18 +1584,18 @@
         </m:r>
       </m:oMath>
       <w:r>
-        <w:t xml:space="preserve">ANSWER: ____________________________  </w:t>
-      </w:r>
-    </w:p>
-    <w:p>
-      <w:pPr>
-        <w:numPr>
-          <w:ilvl w:val="0"/>
-          <w:numId w:val="1"/>
-        </w:numPr>
-      </w:pPr>
-      <w:r>
-        <w:t xml:space="preserve"> </w:t>
+        <w:t>ANSWER: ____________________________  </w:t>
+      </w:r>
+    </w:p>
+    <w:p>
+      <w:pPr>
+        <w:numPr>
+          <w:ilvl w:val="0"/>
+          <w:numId w:val="1"/>
+        </w:numPr>
+      </w:pPr>
+      <w:r>
+        <w:t> </w:t>
       </w:r>
     </w:p>
     <w:p>
@@ -1762,7 +1765,7 @@
         </w:numPr>
       </w:pPr>
       <w:r>
-        <w:t xml:space="preserve"> </w:t>
+        <w:t> </w:t>
       </w:r>
     </w:p>
     <w:p>
@@ -1781,18 +1784,18 @@
         </m:r>
       </m:oMath>
       <w:r>
-        <w:t xml:space="preserve">ANSWER: ____________________________  </w:t>
-      </w:r>
-    </w:p>
-    <w:p>
-      <w:pPr>
-        <w:numPr>
-          <w:ilvl w:val="0"/>
-          <w:numId w:val="1"/>
-        </w:numPr>
-      </w:pPr>
-      <w:r>
-        <w:t xml:space="preserve"> </w:t>
+        <w:t>ANSWER: ____________________________  </w:t>
+      </w:r>
+    </w:p>
+    <w:p>
+      <w:pPr>
+        <w:numPr>
+          <w:ilvl w:val="0"/>
+          <w:numId w:val="1"/>
+        </w:numPr>
+      </w:pPr>
+      <w:r>
+        <w:t> </w:t>
       </w:r>
     </w:p>
     <w:p>
@@ -1910,7 +1913,7 @@
         </w:numPr>
       </w:pPr>
       <w:r>
-        <w:t xml:space="preserve"> </w:t>
+        <w:t> </w:t>
       </w:r>
     </w:p>
     <w:p>
@@ -1929,18 +1932,18 @@
         </m:r>
       </m:oMath>
       <w:r>
-        <w:t xml:space="preserve">ANSWER: ____________________________  </w:t>
-      </w:r>
-    </w:p>
-    <w:p>
-      <w:pPr>
-        <w:numPr>
-          <w:ilvl w:val="0"/>
-          <w:numId w:val="1"/>
-        </w:numPr>
-      </w:pPr>
-      <w:r>
-        <w:t xml:space="preserve"> </w:t>
+        <w:t>ANSWER: ____________________________  </w:t>
+      </w:r>
+    </w:p>
+    <w:p>
+      <w:pPr>
+        <w:numPr>
+          <w:ilvl w:val="0"/>
+          <w:numId w:val="1"/>
+        </w:numPr>
+      </w:pPr>
+      <w:r>
+        <w:t> </w:t>
       </w:r>
     </w:p>
     <w:p>
